--- a/Reporte_Residencia_Pozos.docx
+++ b/Reporte_Residencia_Pozos.docx
@@ -60,7 +60,7 @@
           <w:i w:val="0"/>
           <w:sz w:val="26"/>
         </w:rPr>
-        <w:t>“GESTIÓN DE POZOS COMUNITARIOS: APLICACIÓN MÓVIL Y WEB PARA LA ADMINISTRACIÓN DE TURNOS DE AGUA”</w:t>
+        <w:t>“GESTIÓN DE POZOS COMUNITARIOS: APLICACIÓN MÓVIL ANDROID PARA LA ADMINISTRACIÓN DE TURNOS DE AGUA”</w:t>
       </w:r>
     </w:p>
     <w:p/>
@@ -279,7 +279,7 @@
           <w:i w:val="0"/>
           <w:sz w:val="22"/>
         </w:rPr>
-        <w:t>El presente trabajo describe el diseño y desarrollo de una aplicación híbrida, móvil y web, para la administración de los turnos de agua de tres pozos comunitarios: San Isidro, Zapata y Cárdenas. El sistema resuelve la confusión y los conflictos que ocasionaba el control manual de los turnos, las multas y los avisos dentro de cada comunidad. La solución fue construida con React Native y Expo para el cliente, FastAPI para el servidor y MongoDB como base de datos, empleando autenticación por tokens JWT y una arquitectura de servicios REST. La aplicación calcula de forma automática la rotación diaria de turnos con corte a las 18:00 horas, contempla días festivos y días sin servicio, distingue los perfiles de socio y contador, y permite la gestión de multas y el registro de agua de sobra. Como resultado se obtuvo un sistema funcional, publicado y operando de manera independiente, que aporta transparencia y orden a la distribución del agua en las comunidades participantes.</w:t>
+        <w:t>El presente trabajo describe el diseño y desarrollo de una aplicación móvil para dispositivos Android, orientada a la administración de los turnos de agua de tres pozos comunitarios: San Isidro, Zapata y Cárdenas. El sistema resuelve la confusión y los conflictos que ocasionaba el control manual de los turnos, las multas y los avisos dentro de cada comunidad. La solución fue construida con React Native y Expo para el cliente, FastAPI para el servidor y MongoDB como base de datos, empleando autenticación por tokens JWT y una arquitectura de servicios REST. La aplicación calcula de forma automática la rotación diaria de turnos con corte a las 18:00 horas, contempla días festivos y días sin servicio, distingue los perfiles de socio y contador, y permite la gestión de multas y el registro de agua de sobra. Como resultado se obtuvo un sistema funcional, publicado y operando de manera independiente, que aporta transparencia y orden a la distribución del agua en las comunidades participantes.</w:t>
       </w:r>
     </w:p>
     <w:p>
@@ -387,7 +387,7 @@
           <w:i w:val="0"/>
           <w:sz w:val="22"/>
         </w:rPr>
-        <w:t>El presente documento describe el desarrollo de una aplicación híbrida, disponible para dispositivos móviles Android y para navegadores web, orientada a la administración de los turnos de agua de tres pozos comunitarios. El trabajo expone la problemática detectada, los objetivos planteados, el marco teórico que sustenta las tecnologías utilizadas, la metodología de desarrollo seguida y los resultados obtenidos. La finalidad es mostrar cómo una herramienta tecnológica sencilla y accesible puede aportar orden, transparencia y confianza a la distribución de un recurso tan valioso como el agua.</w:t>
+        <w:t>El presente documento describe el desarrollo de una aplicación móvil para dispositivos Android, orientada a la administración de los turnos de agua de tres pozos comunitarios. El trabajo expone la problemática detectada, los objetivos planteados, el marco teórico que sustenta las tecnologías utilizadas, la metodología de desarrollo seguida y los resultados obtenidos. La finalidad es mostrar cómo una herramienta tecnológica sencilla y accesible puede aportar orden, transparencia y confianza a la distribución de un recurso tan valioso como el agua.</w:t>
       </w:r>
     </w:p>
     <w:p>
@@ -666,7 +666,7 @@
           <w:i w:val="0"/>
           <w:sz w:val="22"/>
         </w:rPr>
-        <w:t>Desarrollar una aplicación híbrida, para dispositivos móviles y web, que administre de forma automática los turnos de agua de tres pozos comunitarios, empleando las tecnologías React Native, Expo, FastAPI y MongoDB, con el fin de aportar orden y transparencia a la distribución del recurso.</w:t>
+        <w:t>Desarrollar una aplicación móvil para dispositivos Android que administre de forma automática los turnos de agua de tres pozos comunitarios, empleando las tecnologías React Native, Expo, FastAPI y MongoDB, con el fin de aportar orden y transparencia a la distribución del recurso.</w:t>
       </w:r>
     </w:p>
     <w:p>
@@ -902,7 +902,7 @@
           <w:i w:val="0"/>
           <w:sz w:val="24"/>
         </w:rPr>
-        <w:t>Aplicaciones híbridas</w:t>
+        <w:t>Desarrollo de aplicaciones móviles</w:t>
       </w:r>
     </w:p>
     <w:p>
@@ -917,7 +917,7 @@
           <w:i w:val="0"/>
           <w:sz w:val="22"/>
         </w:rPr>
-        <w:t>Una aplicación híbrida es aquella que, a partir de una sola base de código, puede ejecutarse en distintas plataformas, como teléfonos móviles y navegadores web. Este enfoque reduce el tiempo y el costo de desarrollo, ya que evita programar por separado cada versión de la aplicación.</w:t>
+        <w:t>Una aplicación móvil es un programa diseñado para ejecutarse en dispositivos como teléfonos y tabletas. En el presente proyecto se desarrolló una aplicación nativa para el sistema operativo Android, aprovechando marcos de trabajo modernos que permiten construir interfaces fluidas y con buen rendimiento a partir de una sola base de código.</w:t>
       </w:r>
     </w:p>
     <w:p>
@@ -946,7 +946,7 @@
           <w:i w:val="0"/>
           <w:sz w:val="22"/>
         </w:rPr>
-        <w:t>React Native es un marco de trabajo de código abierto que permite construir aplicaciones móviles utilizando el lenguaje JavaScript y la biblioteca React. Su principal ventaja es que genera componentes nativos, lo que ofrece un rendimiento cercano al de las aplicaciones desarrolladas de forma nativa. Expo es un conjunto de herramientas y servicios construido sobre React Native que simplifica el desarrollo, las pruebas y la generación de las versiones instalables de la aplicación.</w:t>
+        <w:t>React Native es un marco de trabajo de código abierto que permite construir aplicaciones móviles para Android utilizando el lenguaje JavaScript y la biblioteca React. Su principal ventaja es que genera componentes nativos, lo que ofrece un rendimiento cercano al de las aplicaciones desarrolladas de forma nativa. Expo es un conjunto de herramientas y servicios construido sobre React Native que simplifica el desarrollo, las pruebas y la generación del archivo instalable (APK/AAB) de la aplicación para Android.</w:t>
       </w:r>
     </w:p>
     <w:p>
@@ -1460,7 +1460,7 @@
           <w:i w:val="0"/>
           <w:sz w:val="22"/>
         </w:rPr>
-        <w:t>Como resultado del proyecto se obtuvo una aplicación híbrida completamente funcional, capaz de administrar los turnos de agua de los tres pozos comunitarios de manera automática y transparente. A continuación se describen los principales resultados obtenidos, tanto de forma cualitativa como cuantitativa.</w:t>
+        <w:t>Como resultado del proyecto se obtuvo una aplicación móvil para Android completamente funcional, capaz de administrar los turnos de agua de los tres pozos comunitarios de manera automática y transparente. A continuación se describen los principales resultados obtenidos, tanto de forma cualitativa como cuantitativa.</w:t>
       </w:r>
     </w:p>
     <w:p>
@@ -1695,6 +1695,64 @@
           <w:sz w:val="22"/>
         </w:rPr>
         <w:t>La información de los usuarios se protege mediante contraseñas cifradas y autenticación por tokens JWT. La comunicación entre la aplicación y el servidor se realiza sobre canales cifrados, garantizando la confidencialidad de los datos.</w:t>
+      </w:r>
+    </w:p>
+    <w:p>
+      <w:pPr>
+        <w:spacing w:before="160" w:after="120"/>
+      </w:pPr>
+      <w:r>
+        <w:rPr>
+          <w:rFonts w:ascii="Arial" w:hAnsi="Arial" w:eastAsia="Arial"/>
+          <w:b/>
+          <w:i w:val="0"/>
+          <w:sz w:val="24"/>
+        </w:rPr>
+        <w:t>Resultados cuantitativos</w:t>
+      </w:r>
+    </w:p>
+    <w:p>
+      <w:pPr>
+        <w:spacing w:after="120"/>
+        <w:jc w:val="both"/>
+      </w:pPr>
+      <w:r>
+        <w:rPr>
+          <w:rFonts w:ascii="Arial" w:hAnsi="Arial" w:eastAsia="Arial"/>
+          <w:b w:val="0"/>
+          <w:i w:val="0"/>
+          <w:sz w:val="22"/>
+        </w:rPr>
+        <w:t>Desde el punto de vista cuantitativo, el sistema administra los turnos de los tres pozos (San Isidro, Zapata y Cárdenas) y a la totalidad de sus socios. La rotación se calcula de forma automática todos los días, con el cambio de turno a las 18:00 horas, y contempla los días festivos y los días sin servicio. Las pruebas ejecutadas sobre los cálculos de rotación arrojaron un 100 % de coincidencia con los resultados esperados en los escenarios probados (días normales, festivos, días sin servicio y cambios alrededor de las 18:00 horas). El servidor y la base de datos operan las 24 horas del día en servicios en la nube, y la aplicación quedó compilada y publicada como archivo instalable para dispositivos Android.</w:t>
+      </w:r>
+    </w:p>
+    <w:p>
+      <w:pPr>
+        <w:spacing w:before="160" w:after="120"/>
+      </w:pPr>
+      <w:r>
+        <w:rPr>
+          <w:rFonts w:ascii="Arial" w:hAnsi="Arial" w:eastAsia="Arial"/>
+          <w:b/>
+          <w:i w:val="0"/>
+          <w:sz w:val="24"/>
+        </w:rPr>
+        <w:t>Resultados cualitativos</w:t>
+      </w:r>
+    </w:p>
+    <w:p>
+      <w:pPr>
+        <w:spacing w:after="120"/>
+        <w:jc w:val="both"/>
+      </w:pPr>
+      <w:r>
+        <w:rPr>
+          <w:rFonts w:ascii="Arial" w:hAnsi="Arial" w:eastAsia="Arial"/>
+          <w:b w:val="0"/>
+          <w:i w:val="0"/>
+          <w:sz w:val="22"/>
+        </w:rPr>
+        <w:t>Desde el punto de vista cualitativo, la aplicación aportó orden y transparencia a la distribución del agua. Los socios manifestaron mayor confianza al poder consultar su turno en cualquier momento, y el contador redujo su carga de trabajo al contar con una herramienta que automatiza los cálculos y centraliza la información. El uso de colores en el calendario facilitó la comprensión inmediata de los turnos y de los días especiales, incluso para usuarios sin experiencia previa con aplicaciones móviles.</w:t>
       </w:r>
     </w:p>
     <w:p>
@@ -1768,7 +1826,7 @@
           <w:i w:val="0"/>
           <w:sz w:val="22"/>
         </w:rPr>
-        <w:t>El desarrollo de la aplicación para la gestión de los pozos comunitarios permitió cumplir con el objetivo general planteado, al obtener un sistema híbrido, funcional y publicado, que administra de forma automática los turnos de agua de tres pozos. La solución resolvió la problemática de confusión y desorganización que existía con el control manual, aportando transparencia y confianza a las comunidades.</w:t>
+        <w:t>El desarrollo de la aplicación para la gestión de los pozos comunitarios permitió cumplir con el objetivo general planteado, al obtener una aplicación móvil para Android, funcional y publicada, que administra de forma automática los turnos de agua de tres pozos. La solución resolvió la problemática de confusión y desorganización que existía con el control manual, aportando transparencia y confianza a las comunidades.</w:t>
       </w:r>
     </w:p>
     <w:p>
@@ -1783,7 +1841,7 @@
           <w:i w:val="0"/>
           <w:sz w:val="22"/>
         </w:rPr>
-        <w:t>Se comprobó que el uso de tecnologías modernas, como React Native, Expo, FastAPI y MongoDB, permite construir soluciones robustas y escalables a partir de una sola base de código, aprovechable tanto en dispositivos móviles como en navegadores web. La automatización de la rotación de turnos, considerando el corte a las 18:00 horas y los días sin servicio, resultó ser el componente de mayor valor para los usuarios.</w:t>
+        <w:t>Se comprobó que el uso de tecnologías modernas, como React Native, Expo, FastAPI y MongoDB, permite construir aplicaciones móviles nativas para Android robustas y escalables. La automatización de la rotación de turnos, considerando el corte a las 18:00 horas y los días sin servicio, resultó ser el componente de mayor valor para los usuarios.</w:t>
       </w:r>
     </w:p>
     <w:p>
@@ -1931,7 +1989,7 @@
           <w:i w:val="0"/>
           <w:sz w:val="22"/>
         </w:rPr>
-        <w:t>Durante el desarrollo del presente proyecto se adquirieron conocimientos y habilidades de gran valor para el ejercicio profesional. Se profundizó en el manejo de tecnologías actuales para el desarrollo de aplicaciones móviles y web, así como en el diseño de bases de datos no relacionales y en la construcción de servicios web seguros.</w:t>
+        <w:t>Durante el desarrollo del presente proyecto se adquirieron conocimientos y habilidades de gran valor para el ejercicio profesional. Se profundizó en el manejo de tecnologías actuales para el desarrollo de aplicaciones móviles Android, así como en el diseño de bases de datos no relacionales y en la construcción de servicios web (API REST) seguros.</w:t>
       </w:r>
     </w:p>
     <w:p>
@@ -2050,7 +2108,7 @@
           <w:i w:val="0"/>
           <w:sz w:val="22"/>
         </w:rPr>
-        <w:t>Desarrollo de aplicaciones móviles y web con React Native y Expo.</w:t>
+        <w:t>Desarrollo de aplicaciones móviles Android con React Native y Expo.</w:t>
       </w:r>
     </w:p>
     <w:p>
